--- a/Cover_Letters/Shinoy_Eneco_IoT___DevOps_Engineer_Cover_Letter.docx
+++ b/Cover_Letters/Shinoy_Eneco_IoT___DevOps_Engineer_Cover_Letter.docx
@@ -14,7 +14,7 @@
     </w:p>
     <w:p>
       <w:r>
-        <w:t>September 10, 2026</w:t>
+        <w:t>September 30, 2026</w:t>
       </w:r>
     </w:p>
     <w:p>
@@ -35,12 +35,12 @@
     </w:p>
     <w:p>
       <w:r>
-        <w:t>Your platform connecting home batteries, solar panels, and EVs into a smart energy system aligns well with my background in building reliable cloud integrations and automation pipelines. In my recent work, I have focused on TypeScript development, CI/CD orchestration with Terraform and AWS, and ensuring the operational health of backend services.</w:t>
+        <w:t>Your work on the platform connecting home batteries, solar panels, and EVs caught my attention because it combines complex integrations with high reliability demands. In my recent work at Tata Consultancy Services, I migrated automation frameworks to TypeScript and used Terraform to provision test environments on AWS. I am comfortable digging into cross-service issues and making sure systems hold up reliably in production.</w:t>
       </w:r>
     </w:p>
     <w:p>
       <w:r>
-        <w:t>I also utilize tools like Gemini Code Assist to streamline test generation and deployment scripts, helping teams maintain speed without sacrificing reliability. I appreciate your focus on pragmatic software and clear engineering ownership.</w:t>
+        <w:t>I also enjoy helping teams grow through code reviews and clear communication. Bringing my experience with cloud services and infrastructure automation, I want to help your team build reliable energy management features.</w:t>
       </w:r>
     </w:p>
     <w:p>
